--- a/Airbnb Pricing Script.docx
+++ b/Airbnb Pricing Script.docx
@@ -31,7 +31,7 @@
           <w:i/>
           <w:iCs/>
         </w:rPr>
-        <w:t>Working read copy. Bracketed lines are stage directions, not spoken; delete them before your final read. Slide numbers match the deck: 14 core slides, then a BACKUP divider and B1–B5 held in reserve for Q&amp;A. Slide 9 is a PRE-RECORDED product walkthrough of the dashboard (built by Rachael in Tableau); narrate it live, and if the recording fails, present the mockup slide instead. Jai returns for Slide 10 (elasticity). Confirm the greeting matches your time slot.</w:t>
+        <w:t>Working read copy. Bracketed lines are stage directions, not spoken; delete them before your final read. Slide numbers match the deck: 14 core slides, then a BACKUP divider and B1–B6 held in reserve for Q&amp;A. Slide 9 is a PRE-RECORDED product walkthrough of the dashboard (built by Rachael in Tableau); narrate it live, and if the recording fails, present the mockup slide instead. Jai returns for Slide 10 (elasticity). Confirm the greeting matches your time slot.</w:t>
       </w:r>
     </w:p>
     <w:p>
@@ -105,7 +105,7 @@
         <w:pStyle w:val="BlockText"/>
       </w:pPr>
       <w:r>
-        <w:t>“Here is the headline, and then we will spend the next twenty minutes earning it. Half the active listings in New York are priced wrong against comparable listings, and we can now say by how much and why. Correcting that gap is worth roughly $7.6 million a year in additional host bookings, which at the 15.5% host-only fee is $1.17 million a year in new revenue to Airbnb — from New York alone. The build costs $65,000 once and $30,000 a year to run, because we are extending infrastructure Airbnb already owns rather than starting from nothing. At a realistic 35% adoption, it pays for itself in about three months. The reason that gap exists is that Smart Pricing hands a host a number with no reasoning behind it — no comparables, no drivers, nothing to explore — so hosts either ignore it or follow it blindly. What we built gives them a price they can interrogate: the comparable listings behind it, the amenity gaps against their high-performing peers, and a slider to test any price before they commit to it. Same recommendation, plus the evidence. We are not replacing Smart Pricing; we are finishing it.”</w:t>
+        <w:t>“Here is the headline, and then we will spend the next twenty minutes earning it. Half the active listings in New York are priced wrong against comparable listings, and we can now say by how much and why. Correcting that gap is worth roughly $7.6 million a year in additional host bookings, which at the 15.5% host-only fee is $1.17 million a year to Airbnb at full adoption, from New York alone. The build costs $65,000 once and $30,000 a year to run, because we are extending infrastructure Airbnb already owns rather than starting from nothing. We do not assume hosts arrive on day one: on a modeled adoption ramp it turns cash-positive inside Year 1. The reason that gap exists is that Smart Pricing hands a host a number with no reasoning behind it, no comparables, no drivers, nothing to explore, so hosts either ignore it or follow it blindly. What we built gives them a price they can interrogate: the comparable listings behind it, the amenity gaps against their high-performing peers, and a slider to test any price before they commit to it. Same recommendation, plus the evidence. We are not replacing Smart Pricing; we are finishing it.”</w:t>
       </w:r>
     </w:p>
     <w:p>
@@ -640,16 +640,15 @@
           <w:b/>
           <w:bCs/>
         </w:rPr>
-        <w:t>Slide 12: ROI &amp; Financial Timeline – “Payback in months”</w:t>
-      </w:r>
-    </w:p>
-    <w:p>
-      <w:pPr>
-        <w:pStyle w:val="BlockText"/>
-      </w:pPr>
-      <w:r>
-        <w:lastRenderedPageBreak/>
-        <w:t>“We ran the ROI on that conservative 1.17 million fee floor against the incremental cost, and we present it as an adoption sensitivity rather than a single invented adoption number. Read the middle rows, our conservative and expected cases: at 25% adoption that is 292 thousand in fees a year, payback in about four months, and roughly 580% over five years; at 35% it is 410 thousand a year, about three months, and 852%. Even at a pessimistic 15% it clears 308% and pays back in about six months. And we are honest about time value: we discount at 10%, so the five-year net of 5.63 million nominal becomes 4.26 million in present value, about a 24% haircut – and it is still net-positive in Year 1, even at 10% first-year adoption. One more thing worth naming: on the overpriced side, repricing unlocks about 77,606 booked nights a year. That is close to revenue-neutral for the host, but it is real marketplace liquidity and host retention for Airbnb, and it is already inside our floor.”</w:t>
+        <w:t>Slide 12: ROI &amp; Financial Timeline – “Cash-positive in Year 1, on a modeled adoption ramp”</w:t>
+      </w:r>
+    </w:p>
+    <w:p>
+      <w:pPr>
+        <w:pStyle w:val="BlockText"/>
+      </w:pPr>
+      <w:r>
+        <w:t>“We ran the ROI on that conservative 1.17 million fee floor against the incremental cost, and rather than pick a single adoption number and defend it, we modeled the ramp. Adoption starts near 10% in Year 1 and climbs to about 42% by Year 4, which is where real SaaS feature adoption tops out. Read the table across: Year 1 is 117 thousand in fees against 95 thousand of cost, so we are cash-positive in the first year on the most pessimistic row of the curve. By Year 3 it is 445 thousand a year, and cumulative net present value reaches 1.14 million by Year 5. We are honest about time value: discounted at 10%, the five-year cumulative net of 1.61 million nominal becomes 1.14 million in present value, about a 29% haircut. If you would rather see it as a flat sensitivity, that is in the appendix, but the ramp is the honest version because adoption is not instant. One more thing worth naming: on the overpriced side, repricing unlocks about 77,606 booked nights a year. That is close to revenue-neutral for the host, but it is real marketplace liquidity and host retention for Airbnb, and it is already inside our floor.”</w:t>
       </w:r>
     </w:p>
     <w:p>
@@ -757,7 +756,7 @@
         <w:pStyle w:val="BodyText"/>
       </w:pPr>
       <w:r>
-        <w:t>Brendan moderates; each segment lead answers on their section. Likely questions: (1) “Isn’t your revenue basically just the monthly listings?” Yes, and that is honest: short-stay demand is near unit-elastic, so the underpriced short-stay lift nets little after the occupancy drop. (2) “Did you discount?” Yes, 10%, and we show nominal and NPV side by side. (3) “Why not count the overpriced side as revenue?” We do count it – as a small honest loss of 0.7 million on established hosts, netted into the floor. The real story there is 77,606 recovered nights: underpriced is margin, overpriced is volume. (4) “How much of the number rests on listings you’re uncertain about?” 69%; the confident subset alone is 2.34 million and still funds the build – pull up B4. Backup slides B1-B5 cover the model bake-off, how the 7.6 million is built, the 142-review split, revenue by confidence, and validation.</w:t>
+        <w:t>Brendan moderates; each segment lead answers on their section. Likely questions: (1) “Isn’t your revenue basically just the monthly listings?” Yes, and that is honest: short-stay demand is near unit-elastic, so the underpriced short-stay lift nets little after the occupancy drop. (2) “Did you discount?” Yes, 10%, and we show nominal and NPV side by side: 1.61 million nominal against 1.14 million NPV on the ramp. (3) “Why not count the overpriced side as revenue?” We do count it, as a small honest loss of 0.7 million on established hosts, netted into the floor. The real story there is 77,606 recovered nights: underpriced is margin, overpriced is volume. (4) “How much of the number rests on listings you’re uncertain about?” 69%; the confident subset alone is 2.34 million and still funds the build, pull up B4. (5) “Where does the adoption curve come from?” Rogers’ diffusion recalibrated to real SaaS benchmarks, not an Airbnb-specific precedent, and we say so, pull up B6. Backup slides B1–B6 cover the model bake-off, how the 7.6 million is built, the 142-review split, revenue by confidence, validation, and the adoption ramp.</w:t>
       </w:r>
     </w:p>
     <w:sectPr>

--- a/Airbnb Pricing Script.docx
+++ b/Airbnb Pricing Script.docx
@@ -356,7 +356,7 @@
         <w:pStyle w:val="BlockText"/>
       </w:pPr>
       <w:r>
-        <w:t>“Our goal was not to build another pricing calculator. Airbnb already has one. Our goal was to help hosts understand the recommendation they are given. The way we thought about it: if someone tells you to change your price, your first question is usually, why? Our product answers that. Instead of a single number, it gives hosts a recommended fair value, shows the comparable listings that support it, highlights differences in amenities, and lets the host explore how changing their price could affect potential revenue. One idea that really shaped our thinking came from our industry coach, Stan. He talked about Commander’s Intent, the idea that people make better decisions when they understand the reasoning behind them, not when they are simply told what to do. That applied perfectly here. Hosts are far more likely to trust and act on a recommendation when they understand where it came from.”</w:t>
+        <w:t>“Our goal was not to build another pricing calculator. Airbnb already has one. Our goal was to help hosts understand the recommendation they are given. The way we thought about it: if someone tells you to change your price, your first question is usually, why? Our product answers that. Instead of a single number, it gives hosts a recommended fair value, shows the comparable listings that support it, highlights differences in amenities, and lets the host explore how changing their price could affect potential revenue. One idea shaped our thinking more than any other: Commander’s Intent, the principle that people make better decisions when they understand the reasoning behind them, not when they are simply told what to do. That applied perfectly here. Hosts are far more likely to trust and act on a recommendation when they understand where it came from.”</w:t>
       </w:r>
     </w:p>
     <w:p>
